--- a/figures/tableS3_by-group.docx
+++ b/figures/tableS3_by-group.docx
@@ -38,7 +38,7 @@
                 <w:rFonts w:ascii="Calibri" w:hAnsi="Calibri"/>
                 <w:sz w:val="20"/>
               </w:rPr>
-              <w:t xml:space="default">country</w:t>
+              <w:t xml:space="default">Model type</w:t>
             </w:r>
           </w:p>
         </w:tc>
@@ -60,7 +60,7 @@
                 <w:rFonts w:ascii="Calibri" w:hAnsi="Calibri"/>
                 <w:sz w:val="20"/>
               </w:rPr>
-              <w:t xml:space="default">year</w:t>
+              <w:t xml:space="default">Lowest model rank</w:t>
             </w:r>
           </w:p>
         </w:tc>
@@ -69,7 +69,6 @@
             <w:tcBorders>
               <w:top w:val="single" w:sz="16" w:space="0" w:color="D3D3D3"/>
               <w:bottom w:val="single" w:sz="16" w:space="0" w:color="D3D3D3"/>
-              <w:end w:val="single" w:space="0" w:color="D3D3D3"/>
             </w:tcBorders>
           </w:tcPr>
           <w:p>
@@ -83,7 +82,30 @@
                 <w:rFonts w:ascii="Calibri" w:hAnsi="Calibri"/>
                 <w:sz w:val="20"/>
               </w:rPr>
-              <w:t xml:space="default">rate</w:t>
+              <w:t xml:space="default">MeanRank</w:t>
+            </w:r>
+          </w:p>
+        </w:tc>
+        <w:tc>
+          <w:tcPr>
+            <w:tcBorders>
+              <w:top w:val="single" w:sz="16" w:space="0" w:color="D3D3D3"/>
+              <w:bottom w:val="single" w:sz="16" w:space="0" w:color="D3D3D3"/>
+              <w:end w:val="single" w:space="0" w:color="D3D3D3"/>
+            </w:tcBorders>
+          </w:tcPr>
+          <w:p>
+            <w:pPr>
+              <w:spacing w:before="0" w:after="60"/>
+              <w:keepNext/>
+              <w:jc w:val="end"/>
+            </w:pPr>
+            <w:r>
+              <w:rPr>
+                <w:rFonts w:ascii="Calibri" w:hAnsi="Calibri"/>
+                <w:sz w:val="20"/>
+              </w:rPr>
+              <w:t xml:space="default">Cumulative weight</w:t>
             </w:r>
           </w:p>
         </w:tc>
@@ -112,7 +134,7 @@
                 <w:rFonts w:ascii="Calibri" w:hAnsi="Calibri"/>
                 <w:sz w:val="20"/>
               </w:rPr>
-              <w:t xml:space="default">Afghanistan</w:t>
+              <w:t xml:space="default">Minimum rate</w:t>
             </w:r>
           </w:p>
         </w:tc>
@@ -136,7 +158,7 @@
                 <w:rFonts w:ascii="Calibri" w:hAnsi="Calibri"/>
                 <w:sz w:val="20"/>
               </w:rPr>
-              <w:t xml:space="default">1999</w:t>
+              <w:t xml:space="default">1</w:t>
             </w:r>
           </w:p>
         </w:tc>
@@ -160,7 +182,31 @@
                 <w:rFonts w:ascii="Calibri" w:hAnsi="Calibri"/>
                 <w:sz w:val="20"/>
               </w:rPr>
-              <w:t xml:space="default">745/19987071</w:t>
+              <w:t xml:space="default">5.5</w:t>
+            </w:r>
+          </w:p>
+        </w:tc>
+        <w:tc>
+          <w:tcPr>
+            <w:tcBorders>
+              <w:top w:val="single" w:space="0" w:color="D3D3D3"/>
+              <w:bottom w:val="single" w:space="0" w:color="D3D3D3"/>
+              <w:start w:val="single" w:space="0" w:color="D3D3D3"/>
+              <w:end w:val="single" w:space="0" w:color="D3D3D3"/>
+            </w:tcBorders>
+          </w:tcPr>
+          <w:p>
+            <w:pPr>
+              <w:spacing w:before="0" w:after="60"/>
+              <w:keepNext/>
+              <w:jc w:val="end"/>
+            </w:pPr>
+            <w:r>
+              <w:rPr>
+                <w:rFonts w:ascii="Calibri" w:hAnsi="Calibri"/>
+                <w:sz w:val="20"/>
+              </w:rPr>
+              <w:t xml:space="default">0.36</w:t>
             </w:r>
           </w:p>
         </w:tc>
@@ -189,7 +235,7 @@
                 <w:rFonts w:ascii="Calibri" w:hAnsi="Calibri"/>
                 <w:sz w:val="20"/>
               </w:rPr>
-              <w:t xml:space="default">Afghanistan</w:t>
+              <w:t xml:space="default">Potential dispersal rate</w:t>
             </w:r>
           </w:p>
         </w:tc>
@@ -213,7 +259,7 @@
                 <w:rFonts w:ascii="Calibri" w:hAnsi="Calibri"/>
                 <w:sz w:val="20"/>
               </w:rPr>
-              <w:t xml:space="default">2000</w:t>
+              <w:t xml:space="default">2</w:t>
             </w:r>
           </w:p>
         </w:tc>
@@ -237,7 +283,31 @@
                 <w:rFonts w:ascii="Calibri" w:hAnsi="Calibri"/>
                 <w:sz w:val="20"/>
               </w:rPr>
-              <w:t xml:space="default">2666/20595360</w:t>
+              <w:t xml:space="default">6.5</w:t>
+            </w:r>
+          </w:p>
+        </w:tc>
+        <w:tc>
+          <w:tcPr>
+            <w:tcBorders>
+              <w:top w:val="single" w:space="0" w:color="D3D3D3"/>
+              <w:bottom w:val="single" w:space="0" w:color="D3D3D3"/>
+              <w:start w:val="single" w:space="0" w:color="D3D3D3"/>
+              <w:end w:val="single" w:space="0" w:color="D3D3D3"/>
+            </w:tcBorders>
+          </w:tcPr>
+          <w:p>
+            <w:pPr>
+              <w:spacing w:before="0" w:after="60"/>
+              <w:keepNext/>
+              <w:jc w:val="end"/>
+            </w:pPr>
+            <w:r>
+              <w:rPr>
+                <w:rFonts w:ascii="Calibri" w:hAnsi="Calibri"/>
+                <w:sz w:val="20"/>
+              </w:rPr>
+              <w:t xml:space="default">0.17</w:t>
             </w:r>
           </w:p>
         </w:tc>
@@ -266,7 +336,7 @@
                 <w:rFonts w:ascii="Calibri" w:hAnsi="Calibri"/>
                 <w:sz w:val="20"/>
               </w:rPr>
-              <w:t xml:space="default">Brazil</w:t>
+              <w:t xml:space="default">Velocity of isotherm shift</w:t>
             </w:r>
           </w:p>
         </w:tc>
@@ -290,7 +360,7 @@
                 <w:rFonts w:ascii="Calibri" w:hAnsi="Calibri"/>
                 <w:sz w:val="20"/>
               </w:rPr>
-              <w:t xml:space="default">1999</w:t>
+              <w:t xml:space="default">3</w:t>
             </w:r>
           </w:p>
         </w:tc>
@@ -314,7 +384,31 @@
                 <w:rFonts w:ascii="Calibri" w:hAnsi="Calibri"/>
                 <w:sz w:val="20"/>
               </w:rPr>
-              <w:t xml:space="default">37737/172006362</w:t>
+              <w:t xml:space="default">5.5</w:t>
+            </w:r>
+          </w:p>
+        </w:tc>
+        <w:tc>
+          <w:tcPr>
+            <w:tcBorders>
+              <w:top w:val="single" w:space="0" w:color="D3D3D3"/>
+              <w:bottom w:val="single" w:space="0" w:color="D3D3D3"/>
+              <w:start w:val="single" w:space="0" w:color="D3D3D3"/>
+              <w:end w:val="single" w:space="0" w:color="D3D3D3"/>
+            </w:tcBorders>
+          </w:tcPr>
+          <w:p>
+            <w:pPr>
+              <w:spacing w:before="0" w:after="60"/>
+              <w:keepNext/>
+              <w:jc w:val="end"/>
+            </w:pPr>
+            <w:r>
+              <w:rPr>
+                <w:rFonts w:ascii="Calibri" w:hAnsi="Calibri"/>
+                <w:sz w:val="20"/>
+              </w:rPr>
+              <w:t xml:space="default">0.17</w:t>
             </w:r>
           </w:p>
         </w:tc>
@@ -343,7 +437,7 @@
                 <w:rFonts w:ascii="Calibri" w:hAnsi="Calibri"/>
                 <w:sz w:val="20"/>
               </w:rPr>
-              <w:t xml:space="default">Brazil</w:t>
+              <w:t xml:space="default">Potential dispersal rate and velocity of isotherm shift (additive)</w:t>
             </w:r>
           </w:p>
         </w:tc>
@@ -367,7 +461,7 @@
                 <w:rFonts w:ascii="Calibri" w:hAnsi="Calibri"/>
                 <w:sz w:val="20"/>
               </w:rPr>
-              <w:t xml:space="default">2000</w:t>
+              <w:t xml:space="default">5</w:t>
             </w:r>
           </w:p>
         </w:tc>
@@ -391,7 +485,31 @@
                 <w:rFonts w:ascii="Calibri" w:hAnsi="Calibri"/>
                 <w:sz w:val="20"/>
               </w:rPr>
-              <w:t xml:space="default">80488/174504898</w:t>
+              <w:t xml:space="default">8.0</w:t>
+            </w:r>
+          </w:p>
+        </w:tc>
+        <w:tc>
+          <w:tcPr>
+            <w:tcBorders>
+              <w:top w:val="single" w:space="0" w:color="D3D3D3"/>
+              <w:bottom w:val="single" w:space="0" w:color="D3D3D3"/>
+              <w:start w:val="single" w:space="0" w:color="D3D3D3"/>
+              <w:end w:val="single" w:space="0" w:color="D3D3D3"/>
+            </w:tcBorders>
+          </w:tcPr>
+          <w:p>
+            <w:pPr>
+              <w:spacing w:before="0" w:after="60"/>
+              <w:keepNext/>
+              <w:jc w:val="end"/>
+            </w:pPr>
+            <w:r>
+              <w:rPr>
+                <w:rFonts w:ascii="Calibri" w:hAnsi="Calibri"/>
+                <w:sz w:val="20"/>
+              </w:rPr>
+              <w:t xml:space="default">0.27</w:t>
             </w:r>
           </w:p>
         </w:tc>
@@ -420,7 +538,7 @@
                 <w:rFonts w:ascii="Calibri" w:hAnsi="Calibri"/>
                 <w:sz w:val="20"/>
               </w:rPr>
-              <w:t xml:space="default">China</w:t>
+              <w:t xml:space="default">Potential dispersal rate and velocity of isotherm shift (interactive)</w:t>
             </w:r>
           </w:p>
         </w:tc>
@@ -444,7 +562,7 @@
                 <w:rFonts w:ascii="Calibri" w:hAnsi="Calibri"/>
                 <w:sz w:val="20"/>
               </w:rPr>
-              <w:t xml:space="default">1999</w:t>
+              <w:t xml:space="default">13</w:t>
             </w:r>
           </w:p>
         </w:tc>
@@ -468,15 +586,10 @@
                 <w:rFonts w:ascii="Calibri" w:hAnsi="Calibri"/>
                 <w:sz w:val="20"/>
               </w:rPr>
-              <w:t xml:space="default">212258/1272915272</w:t>
-            </w:r>
-          </w:p>
-        </w:tc>
-      </w:tr>
-      <w:tr>
-        <w:trPr>
-          <w:cantSplit/>
-        </w:trPr>
+              <w:t xml:space="default">14.5</w:t>
+            </w:r>
+          </w:p>
+        </w:tc>
         <w:tc>
           <w:tcPr>
             <w:tcBorders>
@@ -490,30 +603,6 @@
             <w:pPr>
               <w:spacing w:before="0" w:after="60"/>
               <w:keepNext/>
-              <w:jc w:val="start"/>
-            </w:pPr>
-            <w:r>
-              <w:rPr>
-                <w:rFonts w:ascii="Calibri" w:hAnsi="Calibri"/>
-                <w:sz w:val="20"/>
-              </w:rPr>
-              <w:t xml:space="default">China</w:t>
-            </w:r>
-          </w:p>
-        </w:tc>
-        <w:tc>
-          <w:tcPr>
-            <w:tcBorders>
-              <w:top w:val="single" w:space="0" w:color="D3D3D3"/>
-              <w:bottom w:val="single" w:space="0" w:color="D3D3D3"/>
-              <w:start w:val="single" w:space="0" w:color="D3D3D3"/>
-              <w:end w:val="single" w:space="0" w:color="D3D3D3"/>
-            </w:tcBorders>
-          </w:tcPr>
-          <w:p>
-            <w:pPr>
-              <w:spacing w:before="0" w:after="60"/>
-              <w:keepNext/>
               <w:jc w:val="end"/>
             </w:pPr>
             <w:r>
@@ -521,31 +610,7 @@
                 <w:rFonts w:ascii="Calibri" w:hAnsi="Calibri"/>
                 <w:sz w:val="20"/>
               </w:rPr>
-              <w:t xml:space="default">2000</w:t>
-            </w:r>
-          </w:p>
-        </w:tc>
-        <w:tc>
-          <w:tcPr>
-            <w:tcBorders>
-              <w:top w:val="single" w:space="0" w:color="D3D3D3"/>
-              <w:bottom w:val="single" w:space="0" w:color="D3D3D3"/>
-              <w:start w:val="single" w:space="0" w:color="D3D3D3"/>
-              <w:end w:val="single" w:space="0" w:color="D3D3D3"/>
-            </w:tcBorders>
-          </w:tcPr>
-          <w:p>
-            <w:pPr>
-              <w:spacing w:before="0" w:after="60"/>
-              <w:keepNext/>
-              <w:jc w:val="end"/>
-            </w:pPr>
-            <w:r>
-              <w:rPr>
-                <w:rFonts w:ascii="Calibri" w:hAnsi="Calibri"/>
-                <w:sz w:val="20"/>
-              </w:rPr>
-              <w:t xml:space="default">213766/1280428583</w:t>
+              <w:t xml:space="default">0.01</w:t>
             </w:r>
           </w:p>
         </w:tc>

--- a/figures/tableS3_by-group.docx
+++ b/figures/tableS3_by-group.docx
@@ -134,7 +134,7 @@
                 <w:rFonts w:ascii="Calibri" w:hAnsi="Calibri"/>
                 <w:sz w:val="20"/>
               </w:rPr>
-              <w:t xml:space="default">Minimum rate</w:t>
+              <w:t xml:space="default">Potential dispersal rate and velocity of isotherm shift (additive)</w:t>
             </w:r>
           </w:p>
         </w:tc>
@@ -182,7 +182,7 @@
                 <w:rFonts w:ascii="Calibri" w:hAnsi="Calibri"/>
                 <w:sz w:val="20"/>
               </w:rPr>
-              <w:t xml:space="default">5.5</w:t>
+              <w:t xml:space="default">3.75</w:t>
             </w:r>
           </w:p>
         </w:tc>
@@ -206,7 +206,7 @@
                 <w:rFonts w:ascii="Calibri" w:hAnsi="Calibri"/>
                 <w:sz w:val="20"/>
               </w:rPr>
-              <w:t xml:space="default">0.36</w:t>
+              <w:t xml:space="default">0.44</w:t>
             </w:r>
           </w:p>
         </w:tc>
@@ -283,7 +283,7 @@
                 <w:rFonts w:ascii="Calibri" w:hAnsi="Calibri"/>
                 <w:sz w:val="20"/>
               </w:rPr>
-              <w:t xml:space="default">6.5</w:t>
+              <w:t xml:space="default">5.00</w:t>
             </w:r>
           </w:p>
         </w:tc>
@@ -307,7 +307,7 @@
                 <w:rFonts w:ascii="Calibri" w:hAnsi="Calibri"/>
                 <w:sz w:val="20"/>
               </w:rPr>
-              <w:t xml:space="default">0.17</w:t>
+              <w:t xml:space="default">0.19</w:t>
             </w:r>
           </w:p>
         </w:tc>
@@ -360,7 +360,7 @@
                 <w:rFonts w:ascii="Calibri" w:hAnsi="Calibri"/>
                 <w:sz w:val="20"/>
               </w:rPr>
-              <w:t xml:space="default">3</w:t>
+              <w:t xml:space="default">5</w:t>
             </w:r>
           </w:p>
         </w:tc>
@@ -384,7 +384,7 @@
                 <w:rFonts w:ascii="Calibri" w:hAnsi="Calibri"/>
                 <w:sz w:val="20"/>
               </w:rPr>
-              <w:t xml:space="default">5.5</w:t>
+              <w:t xml:space="default">7.50</w:t>
             </w:r>
           </w:p>
         </w:tc>
@@ -408,7 +408,7 @@
                 <w:rFonts w:ascii="Calibri" w:hAnsi="Calibri"/>
                 <w:sz w:val="20"/>
               </w:rPr>
-              <w:t xml:space="default">0.17</w:t>
+              <w:t xml:space="default">0.12</w:t>
             </w:r>
           </w:p>
         </w:tc>
@@ -437,7 +437,7 @@
                 <w:rFonts w:ascii="Calibri" w:hAnsi="Calibri"/>
                 <w:sz w:val="20"/>
               </w:rPr>
-              <w:t xml:space="default">Potential dispersal rate and velocity of isotherm shift (additive)</w:t>
+              <w:t xml:space="default">Minimum rate</w:t>
             </w:r>
           </w:p>
         </w:tc>
@@ -461,7 +461,7 @@
                 <w:rFonts w:ascii="Calibri" w:hAnsi="Calibri"/>
                 <w:sz w:val="20"/>
               </w:rPr>
-              <w:t xml:space="default">5</w:t>
+              <w:t xml:space="default">6</w:t>
             </w:r>
           </w:p>
         </w:tc>
@@ -485,7 +485,7 @@
                 <w:rFonts w:ascii="Calibri" w:hAnsi="Calibri"/>
                 <w:sz w:val="20"/>
               </w:rPr>
-              <w:t xml:space="default">8.0</w:t>
+              <w:t xml:space="default">9.50</w:t>
             </w:r>
           </w:p>
         </w:tc>
@@ -509,7 +509,7 @@
                 <w:rFonts w:ascii="Calibri" w:hAnsi="Calibri"/>
                 <w:sz w:val="20"/>
               </w:rPr>
-              <w:t xml:space="default">0.27</w:t>
+              <w:t xml:space="default">0.21</w:t>
             </w:r>
           </w:p>
         </w:tc>
@@ -586,7 +586,7 @@
                 <w:rFonts w:ascii="Calibri" w:hAnsi="Calibri"/>
                 <w:sz w:val="20"/>
               </w:rPr>
-              <w:t xml:space="default">14.5</w:t>
+              <w:t xml:space="default">14.50</w:t>
             </w:r>
           </w:p>
         </w:tc>
@@ -610,7 +610,7 @@
                 <w:rFonts w:ascii="Calibri" w:hAnsi="Calibri"/>
                 <w:sz w:val="20"/>
               </w:rPr>
-              <w:t xml:space="default">0.01</w:t>
+              <w:t xml:space="default">0.03</w:t>
             </w:r>
           </w:p>
         </w:tc>
